--- a/published/ai-organizations/03_strategic_modeling/03_perception/lab-protocols/03_perception-lab.docx
+++ b/published/ai-organizations/03_strategic_modeling/03_perception/lab-protocols/03_perception-lab.docx
@@ -4,32 +4,42 @@
   <w:body>
     <w:p>
       <w:r>
-        <w:t>Lab: Exploring Perception</w:t>
+        <w:t>Lab: Strategic Sensing System Design</w:t>
       </w:r>
     </w:p>
     <w:p>
       <w:r>
-        <w:t>Objective</w:t>
+        <w:t>Objectives</w:t>
       </w:r>
     </w:p>
     <w:p>
       <w:r>
-        <w:t>Design and simulate a simple agent that demonstrates the principles of Perception .</w:t>
+        <w:t>Learning Goal: Design a competitive intelligence system that detects weak signals and monitors strategic risks.</w:t>
       </w:r>
     </w:p>
     <w:p>
       <w:r>
-        <w:t>Prerequisites</w:t>
+        <w:t>Part 1: Current Sensing Audit (10 min)</w:t>
       </w:r>
     </w:p>
     <w:p>
       <w:r>
-        <w:t>Basic understanding of Python or a relevant simulation tool.  Familiarity with the formal definition of Perception.   Steps</w:t>
+        <w:t>Information Source  What It Senses  Time Horizon  Blind Spots                         Write your response here   Part 2: Weak Signal Scan (15 min)</w:t>
       </w:r>
     </w:p>
     <w:p>
       <w:r>
-        <w:t>Define the Environment : Create a simple grid world or state space relevant to Organizations.  Define the Agent : Specify the agent's generative model, focusing on Perception.  Simulation : Run the agent for 100 timesteps.  Perturbation : Introduce a specific challenge to Perception (e.g., increased noise, occlusion).  Analysis : Plot the Free Energy over time. Does the agent successfully adapt?   Discussion Requirements</w:t>
+        <w:t>Signal  Source  Potential Significance  Confidence  Action if True         H/M/L                    Write your response here   Part 3: Blind Spot Analysis (10 min)</w:t>
+      </w:r>
+    </w:p>
+    <w:p>
+      <w:r>
+        <w:t>Blind Spot Category  What You Might Be Missing  Why (model limitation)  Mitigation      Confirmation bias       Proximity bias       Success bias       Quantification bias        Write your response here   Part 4: Sensing System Design (15 min)</w:t>
+      </w:r>
+    </w:p>
+    <w:p>
+      <w:r>
+        <w:t>Component  Design  Responsible  Cadence      Broad scanning       Deep monitoring       Weak signal detection       Intelligence analysis       Decision integration        Write your response here   Summary</w:t>
       </w:r>
     </w:p>
     <w:sectPr>
